--- a/hin/docx/26.content.docx
+++ b/hin/docx/26.content.docx
@@ -19,7 +19,7 @@
         <w:rPr>
           <w:lang w:val="hi_IN" w:bidi="hi_IN"/>
         </w:rPr>
-        <w:t>Resource: अध्ययन नोट्स - पुस्तक परिचय (टिंडेल)</w:t>
+        <w:t>Resource: Tyndale Open Study Notes</w:t>
       </w:r>
       <w:r>
         <w:rPr>
@@ -112,7 +112,7 @@
         <w:rPr>
           <w:lang w:val="hi_IN" w:bidi="hi_IN"/>
         </w:rPr>
-        <w:t>अध्ययन नोट्स - पुस्तक परिचय (टिंडेल)</w:t>
+        <w:t>Tyndale Open Study Notes</w:t>
       </w:r>
     </w:p>
     <w:p>

--- a/hin/docx/26.content.docx
+++ b/hin/docx/26.content.docx
@@ -19,7 +19,7 @@
         <w:rPr>
           <w:lang w:val="hi_IN" w:bidi="hi_IN"/>
         </w:rPr>
-        <w:t>Resource: Tyndale Open Study Notes</w:t>
+        <w:t>Resource: Aquifer Open Study Notes (Book Intros)</w:t>
       </w:r>
       <w:r>
         <w:rPr>
@@ -112,7 +112,7 @@
         <w:rPr>
           <w:lang w:val="hi_IN" w:bidi="hi_IN"/>
         </w:rPr>
-        <w:t>Tyndale Open Study Notes</w:t>
+        <w:t>Aquifer Open Study Notes (Book Intros)</w:t>
       </w:r>
     </w:p>
     <w:p>

--- a/hin/docx/26.content.docx
+++ b/hin/docx/26.content.docx
@@ -258,18 +258,12 @@
         </w:rPr>
         <w:t>यहेजकेल की पुस्तक बाबेल में यहूदा की बँधुआई के कठिन दिनों के दौरान बाबेल से लिखी गई थी (605–538 ई. पू.)। बाबेल के लोगों ने अश्शूर की राजधानी नीनवे पर कब्जा कर लिया था (612 ई.पू.), और बाबेल का वर्चस्व कर्कमीश की निर्णायक लड़ाई में अंतिम प्रतिरोधी अश्शूर की हार के साथ पूरा हो गया था (605 ई.पू.) । उसी वर्ष, बाबेल के लोगों ने यहूदा पर आक्रमण किया और उच्च वर्ग के लोगों को बंधक बनाकर बाबेल ले गए, जिनमें दानिय्येल और उसके तीन मित्र भी शामिल थे (</w:t>
       </w:r>
-      <w:hyperlink r:id="rId13">
-        <w:r>
-          <w:rPr>
-            <w:lang w:val="hi_IN" w:bidi="hi_IN"/>
-          </w:rPr>
-          <w:rPr>
-            <w:color w:val="0000EE"/>
-            <w:u w:val="single"/>
-          </w:rPr>
-          <w:t>दानि 1:1–5</w:t>
-        </w:r>
-      </w:hyperlink>
+      <w:r>
+        <w:rPr>
+          <w:lang w:val="hi_IN" w:bidi="hi_IN"/>
+        </w:rPr>
+        <w:t>दानि 1:1–5</w:t>
+      </w:r>
       <w:r>
         <w:rPr>
           <w:lang w:val="hi_IN" w:bidi="hi_IN"/>
@@ -318,18 +312,12 @@
         </w:rPr>
         <w:t xml:space="preserve">यहेजकेल को पहला दर्शन 593 ई.पू. में बाबेल में हुआ था, जब वह तीस वर्ष का था ( </w:t>
       </w:r>
-      <w:hyperlink r:id="rId14">
-        <w:r>
-          <w:rPr>
-            <w:lang w:val="hi_IN" w:bidi="hi_IN"/>
-          </w:rPr>
-          <w:rPr>
-            <w:color w:val="0000EE"/>
-            <w:u w:val="single"/>
-          </w:rPr>
-          <w:t>यहेज 1:1–2</w:t>
-        </w:r>
-      </w:hyperlink>
+      <w:r>
+        <w:rPr>
+          <w:lang w:val="hi_IN" w:bidi="hi_IN"/>
+        </w:rPr>
+        <w:t>यहेज 1:1–2</w:t>
+      </w:r>
       <w:r>
         <w:rPr>
           <w:lang w:val="hi_IN" w:bidi="hi_IN"/>
@@ -369,72 +357,48 @@
           <w:lang w:val="hi_IN" w:bidi="hi_IN"/>
         </w:rPr>
       </w:r>
-      <w:hyperlink r:id="rId15">
-        <w:r>
-          <w:rPr>
-            <w:lang w:val="hi_IN" w:bidi="hi_IN"/>
-          </w:rPr>
-          <w:rPr>
-            <w:color w:val="0000EE"/>
-            <w:u w:val="single"/>
-          </w:rPr>
-          <w:t>अध्याय 1–3</w:t>
-        </w:r>
-      </w:hyperlink>
+      <w:r>
+        <w:rPr>
+          <w:lang w:val="hi_IN" w:bidi="hi_IN"/>
+        </w:rPr>
+        <w:t>अध्याय 1–3</w:t>
+      </w:r>
       <w:r>
         <w:rPr>
           <w:lang w:val="hi_IN" w:bidi="hi_IN"/>
         </w:rPr>
         <w:t xml:space="preserve"> यहेजकेल की बुलाहट और एक भविष्यद्वक्ता के रूप में नियुक्त होने के बारे में बताते हैं। उसका आरम्भिक दर्शन प्रभु की महिमा के बारे में बताता है, जो ख़तरनाक रीति से आगे बढ़ रहा था (</w:t>
       </w:r>
-      <w:hyperlink r:id="rId16">
-        <w:r>
-          <w:rPr>
-            <w:lang w:val="hi_IN" w:bidi="hi_IN"/>
-          </w:rPr>
-          <w:rPr>
-            <w:color w:val="0000EE"/>
-            <w:u w:val="single"/>
-          </w:rPr>
-          <w:t>1:4–28</w:t>
-        </w:r>
-      </w:hyperlink>
+      <w:r>
+        <w:rPr>
+          <w:lang w:val="hi_IN" w:bidi="hi_IN"/>
+        </w:rPr>
+        <w:t>1:4–28</w:t>
+      </w:r>
       <w:r>
         <w:rPr>
           <w:lang w:val="hi_IN" w:bidi="hi_IN"/>
         </w:rPr>
         <w:t>)। गति और न्याय की छवियों के साथ, यह दर्शन प्रभु को अपने स्वर्गीय रथ पर सवार दिव्य योद्धा के रूप में दर्शाता है, जो अपने लोगों का न्याय करने के लिए आ रहे हैं। यहेजकेल की बुलाहट के दौरान (</w:t>
       </w:r>
-      <w:hyperlink r:id="rId17">
-        <w:r>
-          <w:rPr>
-            <w:lang w:val="hi_IN" w:bidi="hi_IN"/>
-          </w:rPr>
-          <w:rPr>
-            <w:color w:val="0000EE"/>
-            <w:u w:val="single"/>
-          </w:rPr>
-          <w:t>2:1–3:15</w:t>
-        </w:r>
-      </w:hyperlink>
+      <w:r>
+        <w:rPr>
+          <w:lang w:val="hi_IN" w:bidi="hi_IN"/>
+        </w:rPr>
+        <w:t>2:1–3:15</w:t>
+      </w:r>
       <w:r>
         <w:rPr>
           <w:lang w:val="hi_IN" w:bidi="hi_IN"/>
         </w:rPr>
         <w:t>), पवित्र आत्मा ने उसे बताया कि यहूदा के हठी और विद्रोही लोग उसके संदेश को नहीं सुनेंगे। फिर भी, प्रभु चाहते थे कि यहेजकेल भी अपना संदेश पूरी निष्ठा से सुनाने में उतना ही हठी रहे। एक पहरूए की तरह (</w:t>
       </w:r>
-      <w:hyperlink r:id="rId18">
-        <w:r>
-          <w:rPr>
-            <w:lang w:val="hi_IN" w:bidi="hi_IN"/>
-          </w:rPr>
-          <w:rPr>
-            <w:color w:val="0000EE"/>
-            <w:u w:val="single"/>
-          </w:rPr>
-          <w:t>3:16–27</w:t>
-        </w:r>
-      </w:hyperlink>
+      <w:r>
+        <w:rPr>
+          <w:lang w:val="hi_IN" w:bidi="hi_IN"/>
+        </w:rPr>
+        <w:t>3:16–27</w:t>
+      </w:r>
       <w:r>
         <w:rPr>
           <w:lang w:val="hi_IN" w:bidi="hi_IN"/>
@@ -449,54 +413,36 @@
           <w:lang w:val="hi_IN" w:bidi="hi_IN"/>
         </w:rPr>
       </w:r>
-      <w:hyperlink r:id="rId19">
-        <w:r>
-          <w:rPr>
-            <w:lang w:val="hi_IN" w:bidi="hi_IN"/>
-          </w:rPr>
-          <w:rPr>
-            <w:color w:val="0000EE"/>
-            <w:u w:val="single"/>
-          </w:rPr>
-          <w:t>अध्याय 4–24</w:t>
-        </w:r>
-      </w:hyperlink>
+      <w:r>
+        <w:rPr>
+          <w:lang w:val="hi_IN" w:bidi="hi_IN"/>
+        </w:rPr>
+        <w:t>अध्याय 4–24</w:t>
+      </w:r>
       <w:r>
         <w:rPr>
           <w:lang w:val="hi_IN" w:bidi="hi_IN"/>
         </w:rPr>
         <w:t xml:space="preserve"> में, यहेजकेल यहूदा और यरूशलेम के विरुद्ध विपत्तियों की एक सूची प्रस्तुत करता है। भविष्यद्वक्ता यरूशलेम की आने वाली घेराबंदी और विनाश को दर्शाते हुए कई चिन्ह कृत्यों का प्रदर्शन करता है। </w:t>
       </w:r>
-      <w:hyperlink r:id="rId20">
-        <w:r>
-          <w:rPr>
-            <w:lang w:val="hi_IN" w:bidi="hi_IN"/>
-          </w:rPr>
-          <w:rPr>
-            <w:color w:val="0000EE"/>
-            <w:u w:val="single"/>
-          </w:rPr>
-          <w:t>अध्याय 8–11</w:t>
-        </w:r>
-      </w:hyperlink>
+      <w:r>
+        <w:rPr>
+          <w:lang w:val="hi_IN" w:bidi="hi_IN"/>
+        </w:rPr>
+        <w:t>अध्याय 8–11</w:t>
+      </w:r>
       <w:r>
         <w:rPr>
           <w:lang w:val="hi_IN" w:bidi="hi_IN"/>
         </w:rPr>
         <w:t xml:space="preserve"> यरूशलेम के पापों को बढ़ती हुई दुष्टता के चार दृश्यों में दर्शाते हैं जो स्पष्ट रूप से आने वाले विनाश का कारण बताते हैं। परमेश्वर की महिमा पवित्रस्थान से हट जाती है, और मन्दिर पूरी तरह से नष्ट हो जाता है। इस पूरे भाग में कविताएँ, भविष्यद्वाणियाँ और दर्शन मिलकर यरूशलेम के विनाश की अटलता और न्यायसंगतता को स्थापित करते हैं, जो नबूकदनेस्सर द्वारा यरूशलेम की घेराबंदी की घोषणा और न्याय की निश्चितता के अंतिम संदेश (</w:t>
       </w:r>
-      <w:hyperlink r:id="rId21">
-        <w:r>
-          <w:rPr>
-            <w:lang w:val="hi_IN" w:bidi="hi_IN"/>
-          </w:rPr>
-          <w:rPr>
-            <w:color w:val="0000EE"/>
-            <w:u w:val="single"/>
-          </w:rPr>
-          <w:t>अध्याय 24</w:t>
-        </w:r>
-      </w:hyperlink>
+      <w:r>
+        <w:rPr>
+          <w:lang w:val="hi_IN" w:bidi="hi_IN"/>
+        </w:rPr>
+        <w:t>अध्याय 24</w:t>
+      </w:r>
       <w:r>
         <w:rPr>
           <w:lang w:val="hi_IN" w:bidi="hi_IN"/>
@@ -517,36 +463,24 @@
         </w:rPr>
         <w:t>यहेजकेल फिर आशा की ओर मुड़ जाता है, जिसकी शुरुआत सात संदेशों से होती है (</w:t>
       </w:r>
-      <w:hyperlink r:id="rId22">
-        <w:r>
-          <w:rPr>
-            <w:lang w:val="hi_IN" w:bidi="hi_IN"/>
-          </w:rPr>
-          <w:rPr>
-            <w:color w:val="0000EE"/>
-            <w:u w:val="single"/>
-          </w:rPr>
-          <w:t>अध्याय 25–32</w:t>
-        </w:r>
-      </w:hyperlink>
+      <w:r>
+        <w:rPr>
+          <w:lang w:val="hi_IN" w:bidi="hi_IN"/>
+        </w:rPr>
+        <w:t>अध्याय 25–32</w:t>
+      </w:r>
       <w:r>
         <w:rPr>
           <w:lang w:val="hi_IN" w:bidi="hi_IN"/>
         </w:rPr>
         <w:t>) जो आसपास के देशों पर बाबेल के लोगों की सहायता करने और यरूशलेम के पतन से प्रसन्न होने का आरोप लगाते हैं। ये संदेश दिखाते हैं कि परमेश्वर का अब्राहम से किया वादा बरकरार है: "जो तुझे कोसे, उसे मैं श्राप दूँगा" (</w:t>
       </w:r>
-      <w:hyperlink r:id="rId23">
-        <w:r>
-          <w:rPr>
-            <w:lang w:val="hi_IN" w:bidi="hi_IN"/>
-          </w:rPr>
-          <w:rPr>
-            <w:color w:val="0000EE"/>
-            <w:u w:val="single"/>
-          </w:rPr>
-          <w:t>उत 12:3</w:t>
-        </w:r>
-      </w:hyperlink>
+      <w:r>
+        <w:rPr>
+          <w:lang w:val="hi_IN" w:bidi="hi_IN"/>
+        </w:rPr>
+        <w:t>उत 12:3</w:t>
+      </w:r>
       <w:r>
         <w:rPr>
           <w:lang w:val="hi_IN" w:bidi="hi_IN"/>
@@ -561,72 +495,48 @@
           <w:lang w:val="hi_IN" w:bidi="hi_IN"/>
         </w:rPr>
       </w:r>
-      <w:hyperlink r:id="rId24">
-        <w:r>
-          <w:rPr>
-            <w:lang w:val="hi_IN" w:bidi="hi_IN"/>
-          </w:rPr>
-          <w:rPr>
-            <w:color w:val="0000EE"/>
-            <w:u w:val="single"/>
-          </w:rPr>
-          <w:t>अध्याय 33–48</w:t>
-        </w:r>
-      </w:hyperlink>
+      <w:r>
+        <w:rPr>
+          <w:lang w:val="hi_IN" w:bidi="hi_IN"/>
+        </w:rPr>
+        <w:t>अध्याय 33–48</w:t>
+      </w:r>
       <w:r>
         <w:rPr>
           <w:lang w:val="hi_IN" w:bidi="hi_IN"/>
         </w:rPr>
         <w:t xml:space="preserve"> न्याय से आशा की ओर की यात्रा को पूरा करते हैं, यह उस निर्णायक क्षण से शुरू होता है जब बंधुए अंततः यरूशलेम के विनाश का संदेश सुनते हैं (</w:t>
       </w:r>
-      <w:hyperlink r:id="rId25">
-        <w:r>
-          <w:rPr>
-            <w:lang w:val="hi_IN" w:bidi="hi_IN"/>
-          </w:rPr>
-          <w:rPr>
-            <w:color w:val="0000EE"/>
-            <w:u w:val="single"/>
-          </w:rPr>
-          <w:t>33:21</w:t>
-        </w:r>
-      </w:hyperlink>
+      <w:r>
+        <w:rPr>
+          <w:lang w:val="hi_IN" w:bidi="hi_IN"/>
+        </w:rPr>
+        <w:t>33:21</w:t>
+      </w:r>
       <w:r>
         <w:rPr>
           <w:lang w:val="hi_IN" w:bidi="hi_IN"/>
         </w:rPr>
         <w:t>)। इस बिंदु पर, प्रभु फिर से भविष्यद्वक्ता यहेजकेल को एक पहरूए के रूप में सेवा करने का आदेश देते हैं, जो मन फिरने से इनकार करने वालों पर न्याय की घोषणा करता है और जो लोग मन फिराते हैं उनके लिए जीवन का वादा करता है। आशा के संदेश एक नए चरवाहे के साथ एक नई वाचा और भूमि का वादा करते हैं, जहाँ लोग एकता में एक साथ रहेंगे (</w:t>
       </w:r>
-      <w:hyperlink r:id="rId26">
-        <w:r>
-          <w:rPr>
-            <w:lang w:val="hi_IN" w:bidi="hi_IN"/>
-          </w:rPr>
-          <w:rPr>
-            <w:color w:val="0000EE"/>
-            <w:u w:val="single"/>
-          </w:rPr>
-          <w:t>अध्याय 34–37</w:t>
-        </w:r>
-      </w:hyperlink>
+      <w:r>
+        <w:rPr>
+          <w:lang w:val="hi_IN" w:bidi="hi_IN"/>
+        </w:rPr>
+        <w:t>अध्याय 34–37</w:t>
+      </w:r>
       <w:r>
         <w:rPr>
           <w:lang w:val="hi_IN" w:bidi="hi_IN"/>
         </w:rPr>
         <w:t>)। युद्ध के काले बादल आशीष के इस चित्र को खतरे में डालते हैं (</w:t>
       </w:r>
-      <w:hyperlink r:id="rId27">
-        <w:r>
-          <w:rPr>
-            <w:lang w:val="hi_IN" w:bidi="hi_IN"/>
-          </w:rPr>
-          <w:rPr>
-            <w:color w:val="0000EE"/>
-            <w:u w:val="single"/>
-          </w:rPr>
-          <w:t>अध्याय 38–39</w:t>
-        </w:r>
-      </w:hyperlink>
+      <w:r>
+        <w:rPr>
+          <w:lang w:val="hi_IN" w:bidi="hi_IN"/>
+        </w:rPr>
+        <w:t>अध्याय 38–39</w:t>
+      </w:r>
       <w:r>
         <w:rPr>
           <w:lang w:val="hi_IN" w:bidi="hi_IN"/>
@@ -647,18 +557,12 @@
         </w:rPr>
         <w:t>परमेश्वर गोग और उसके सहयोगियों को पराजित करने के बाद, अंतिम मन्दिर और पुनः व्यवस्थित भूमि को प्रकट कर सकते हैं (</w:t>
       </w:r>
-      <w:hyperlink r:id="rId28">
-        <w:r>
-          <w:rPr>
-            <w:lang w:val="hi_IN" w:bidi="hi_IN"/>
-          </w:rPr>
-          <w:rPr>
-            <w:color w:val="0000EE"/>
-            <w:u w:val="single"/>
-          </w:rPr>
-          <w:t>अध्याय 40–48</w:t>
-        </w:r>
-      </w:hyperlink>
+      <w:r>
+        <w:rPr>
+          <w:lang w:val="hi_IN" w:bidi="hi_IN"/>
+        </w:rPr>
+        <w:t>अध्याय 40–48</w:t>
+      </w:r>
       <w:r>
         <w:rPr>
           <w:lang w:val="hi_IN" w:bidi="hi_IN"/>
@@ -690,18 +594,12 @@
         </w:rPr>
         <w:t>पुस्तक के आरंभिक वचनों में, भविष्यद्वक्ता यहेजकेल दावा करता है कि वह ही इसका लेखक है (</w:t>
       </w:r>
-      <w:hyperlink r:id="rId29">
-        <w:r>
-          <w:rPr>
-            <w:lang w:val="hi_IN" w:bidi="hi_IN"/>
-          </w:rPr>
-          <w:rPr>
-            <w:color w:val="0000EE"/>
-            <w:u w:val="single"/>
-          </w:rPr>
-          <w:t>1:3</w:t>
-        </w:r>
-      </w:hyperlink>
+      <w:r>
+        <w:rPr>
+          <w:lang w:val="hi_IN" w:bidi="hi_IN"/>
+        </w:rPr>
+        <w:t>1:3</w:t>
+      </w:r>
       <w:r>
         <w:rPr>
           <w:lang w:val="hi_IN" w:bidi="hi_IN"/>
@@ -761,18 +659,12 @@
         </w:rPr>
         <w:t>यरूशलेम के विनाश के बाद, परमेश्वर के लोग निराशा और हताशा के गंभीर खतरे में थे। वे आत्मिक रूप से मृत, परमेश्वर द्वारा त्यागे गए और उनकी उपस्थिति से कटे हुए महसूस कर रहे थे। उन्होंने कहा, "हमारे अपराधों और पापों का भार हमारे ऊपर लदा हुआ है और हम उसके कारण नाश हुए जाते हैं। हम कैसे जीवित रहें?" (</w:t>
       </w:r>
-      <w:hyperlink r:id="rId30">
-        <w:r>
-          <w:rPr>
-            <w:lang w:val="hi_IN" w:bidi="hi_IN"/>
-          </w:rPr>
-          <w:rPr>
-            <w:color w:val="0000EE"/>
-            <w:u w:val="single"/>
-          </w:rPr>
-          <w:t>33:10</w:t>
-        </w:r>
-      </w:hyperlink>
+      <w:r>
+        <w:rPr>
+          <w:lang w:val="hi_IN" w:bidi="hi_IN"/>
+        </w:rPr>
+        <w:t>33:10</w:t>
+      </w:r>
       <w:r>
         <w:rPr>
           <w:lang w:val="hi_IN" w:bidi="hi_IN"/>
@@ -793,72 +685,48 @@
         </w:rPr>
         <w:t>इन निराश लोगों को, भविष्यद्वक्ता ने परमेश्वर को महान, सर्वोत्कृष्ट और शक्तिशाली दर्शाते हुए, परमेश्वर की संप्रभुता और महिमा का संदेश दिया। निश्चित रूप से बाबेल के देवताओं ने प्रभु को पराजित नहीं किया था; बल्कि, परमेश्वर ने अपने लोगों के पापों के कारण स्वेच्छा से अपनी भूमि और निवास स्थान को छोड़ दिया था। हालांकि उन्होंने यरूशलेम के अशुद्ध शहर को छोड़ दिया था, फिर भी इस महाप्रतापी परमेश्वर ने अपने लोगों को नहीं छोड़ा। इसके बजाय, वह बँधुआई में ले जाये गए अपने बचे हुए लोगों के पास गए (</w:t>
       </w:r>
-      <w:hyperlink r:id="rId31">
-        <w:r>
-          <w:rPr>
-            <w:lang w:val="hi_IN" w:bidi="hi_IN"/>
-          </w:rPr>
-          <w:rPr>
-            <w:color w:val="0000EE"/>
-            <w:u w:val="single"/>
-          </w:rPr>
-          <w:t>11:16</w:t>
-        </w:r>
-      </w:hyperlink>
+      <w:r>
+        <w:rPr>
+          <w:lang w:val="hi_IN" w:bidi="hi_IN"/>
+        </w:rPr>
+        <w:t>11:16</w:t>
+      </w:r>
       <w:r>
         <w:rPr>
           <w:lang w:val="hi_IN" w:bidi="hi_IN"/>
         </w:rPr>
         <w:t>), जहाँ यहेजकेल ने स्वयं पहली बार प्रभु की महिमा देखी (</w:t>
       </w:r>
-      <w:hyperlink r:id="rId32">
-        <w:r>
-          <w:rPr>
-            <w:lang w:val="hi_IN" w:bidi="hi_IN"/>
-          </w:rPr>
-          <w:rPr>
-            <w:color w:val="0000EE"/>
-            <w:u w:val="single"/>
-          </w:rPr>
-          <w:t>1:1</w:t>
-        </w:r>
-      </w:hyperlink>
+      <w:r>
+        <w:rPr>
+          <w:lang w:val="hi_IN" w:bidi="hi_IN"/>
+        </w:rPr>
+        <w:t>1:1</w:t>
+      </w:r>
       <w:r>
         <w:rPr>
           <w:lang w:val="hi_IN" w:bidi="hi_IN"/>
         </w:rPr>
         <w:t>)। परमेश्वर अभी भी सभी चीजों को नियंत्रित कर रहे थे, यहां तक कि बाबेल के राजा नबूकदनेस्सर द्वारा अपने देवताओं से परामर्श करने के प्रयासों को भी परमेश्वर ही नियंत्रित कर रहे थे (</w:t>
       </w:r>
-      <w:hyperlink r:id="rId33">
-        <w:r>
-          <w:rPr>
-            <w:lang w:val="hi_IN" w:bidi="hi_IN"/>
-          </w:rPr>
-          <w:rPr>
-            <w:color w:val="0000EE"/>
-            <w:u w:val="single"/>
-          </w:rPr>
-          <w:t>21:21–23</w:t>
-        </w:r>
-      </w:hyperlink>
+      <w:r>
+        <w:rPr>
+          <w:lang w:val="hi_IN" w:bidi="hi_IN"/>
+        </w:rPr>
+        <w:t>21:21–23</w:t>
+      </w:r>
       <w:r>
         <w:rPr>
           <w:lang w:val="hi_IN" w:bidi="hi_IN"/>
         </w:rPr>
         <w:t xml:space="preserve">; तुलना करें </w:t>
       </w:r>
-      <w:hyperlink r:id="rId34">
-        <w:r>
-          <w:rPr>
-            <w:lang w:val="hi_IN" w:bidi="hi_IN"/>
-          </w:rPr>
-          <w:rPr>
-            <w:color w:val="0000EE"/>
-            <w:u w:val="single"/>
-          </w:rPr>
-          <w:t>दानि 2–4</w:t>
-        </w:r>
-      </w:hyperlink>
+      <w:r>
+        <w:rPr>
+          <w:lang w:val="hi_IN" w:bidi="hi_IN"/>
+        </w:rPr>
+        <w:t>दानि 2–4</w:t>
+      </w:r>
       <w:r>
         <w:rPr>
           <w:lang w:val="hi_IN" w:bidi="hi_IN"/>
@@ -879,36 +747,24 @@
         </w:rPr>
         <w:t>यरूशलेम का विनाश परमेश्वर के लोगों के लिए कहानी का अंत नहीं था। परमेश्वर ने अब्राहम के वंशजों को आशीष देने, उन्हें एक शक्तिशाली राष्ट्र बनाने और सभी देशों को उनके माध्यम से आशीष देने का वादा किया था। यहूदा के आसपास के राष्ट्रों के खिलाफ की गई भविष्यद्वाणियों (</w:t>
       </w:r>
-      <w:hyperlink r:id="rId22">
-        <w:r>
-          <w:rPr>
-            <w:lang w:val="hi_IN" w:bidi="hi_IN"/>
-          </w:rPr>
-          <w:rPr>
-            <w:color w:val="0000EE"/>
-            <w:u w:val="single"/>
-          </w:rPr>
-          <w:t>यहेज 25–32</w:t>
-        </w:r>
-      </w:hyperlink>
+      <w:r>
+        <w:rPr>
+          <w:lang w:val="hi_IN" w:bidi="hi_IN"/>
+        </w:rPr>
+        <w:t>यहेज 25–32</w:t>
+      </w:r>
       <w:r>
         <w:rPr>
           <w:lang w:val="hi_IN" w:bidi="hi_IN"/>
         </w:rPr>
         <w:t>) ने यह प्रदर्शित किया कि परमेश्वर अपने प्राचीन वादे को नहीं भूले थे कि जो लोग इस्राएल के पतन पर प्रसन्न हुए, उन्हें स्वयं कठोर न्याय का सामना करना पड़ेगा। परमेश्वर हमेशा के लिए अपने लोगों को नहीं त्यागेंगे। एक दिन वह उनका चरवाहा बनने के लिए लौटेंगे (</w:t>
       </w:r>
-      <w:hyperlink r:id="rId35">
-        <w:r>
-          <w:rPr>
-            <w:lang w:val="hi_IN" w:bidi="hi_IN"/>
-          </w:rPr>
-          <w:rPr>
-            <w:color w:val="0000EE"/>
-            <w:u w:val="single"/>
-          </w:rPr>
-          <w:t>34:11</w:t>
-        </w:r>
-      </w:hyperlink>
+      <w:r>
+        <w:rPr>
+          <w:lang w:val="hi_IN" w:bidi="hi_IN"/>
+        </w:rPr>
+        <w:t>34:11</w:t>
+      </w:r>
       <w:r>
         <w:rPr>
           <w:lang w:val="hi_IN" w:bidi="hi_IN"/>
@@ -929,180 +785,120 @@
         </w:rPr>
         <w:t>यहेजकेल यीशु मसीह में पूरी हुई एक महान आशा की ओर इंगित करता है। मसीह के माध्यम से, परमेश्वर की महिमा हमारी बँधुआई के अंधकार में प्रकाश के रूप में पूरी तरह से हमारे बीच निवास करती है (</w:t>
       </w:r>
-      <w:hyperlink r:id="rId31">
-        <w:r>
-          <w:rPr>
-            <w:lang w:val="hi_IN" w:bidi="hi_IN"/>
-          </w:rPr>
-          <w:rPr>
-            <w:color w:val="0000EE"/>
-            <w:u w:val="single"/>
-          </w:rPr>
-          <w:t>11:16</w:t>
-        </w:r>
-      </w:hyperlink>
+      <w:r>
+        <w:rPr>
+          <w:lang w:val="hi_IN" w:bidi="hi_IN"/>
+        </w:rPr>
+        <w:t>11:16</w:t>
+      </w:r>
       <w:r>
         <w:rPr>
           <w:lang w:val="hi_IN" w:bidi="hi_IN"/>
         </w:rPr>
         <w:t xml:space="preserve">; </w:t>
       </w:r>
-      <w:hyperlink r:id="rId36">
-        <w:r>
-          <w:rPr>
-            <w:lang w:val="hi_IN" w:bidi="hi_IN"/>
-          </w:rPr>
-          <w:rPr>
-            <w:color w:val="0000EE"/>
-            <w:u w:val="single"/>
-          </w:rPr>
-          <w:t>43:1–5</w:t>
-        </w:r>
-      </w:hyperlink>
+      <w:r>
+        <w:rPr>
+          <w:lang w:val="hi_IN" w:bidi="hi_IN"/>
+        </w:rPr>
+        <w:t>43:1–5</w:t>
+      </w:r>
       <w:r>
         <w:rPr>
           <w:lang w:val="hi_IN" w:bidi="hi_IN"/>
         </w:rPr>
         <w:t xml:space="preserve">; </w:t>
       </w:r>
-      <w:hyperlink r:id="rId37">
-        <w:r>
-          <w:rPr>
-            <w:lang w:val="hi_IN" w:bidi="hi_IN"/>
-          </w:rPr>
-          <w:rPr>
-            <w:color w:val="0000EE"/>
-            <w:u w:val="single"/>
-          </w:rPr>
-          <w:t>यूहन्ना 1:14</w:t>
-        </w:r>
-      </w:hyperlink>
+      <w:r>
+        <w:rPr>
+          <w:lang w:val="hi_IN" w:bidi="hi_IN"/>
+        </w:rPr>
+        <w:t>यूहन्ना 1:14</w:t>
+      </w:r>
       <w:r>
         <w:rPr>
           <w:lang w:val="hi_IN" w:bidi="hi_IN"/>
         </w:rPr>
         <w:t xml:space="preserve">)। अच्छा चरवाहा अपनी भेड़ों के लिए न्याय बहाल करता है (यहेज </w:t>
       </w:r>
-      <w:hyperlink r:id="rId38">
-        <w:r>
-          <w:rPr>
-            <w:lang w:val="hi_IN" w:bidi="hi_IN"/>
-          </w:rPr>
-          <w:rPr>
-            <w:color w:val="0000EE"/>
-            <w:u w:val="single"/>
-          </w:rPr>
-          <w:t>34:1–24</w:t>
-        </w:r>
-      </w:hyperlink>
+      <w:r>
+        <w:rPr>
+          <w:lang w:val="hi_IN" w:bidi="hi_IN"/>
+        </w:rPr>
+        <w:t>34:1–24</w:t>
+      </w:r>
       <w:r>
         <w:rPr>
           <w:lang w:val="hi_IN" w:bidi="hi_IN"/>
         </w:rPr>
         <w:t xml:space="preserve">; </w:t>
       </w:r>
-      <w:hyperlink r:id="rId39">
-        <w:r>
-          <w:rPr>
-            <w:lang w:val="hi_IN" w:bidi="hi_IN"/>
-          </w:rPr>
-          <w:rPr>
-            <w:color w:val="0000EE"/>
-            <w:u w:val="single"/>
-          </w:rPr>
-          <w:t>यूहन्ना 10:11</w:t>
-        </w:r>
-      </w:hyperlink>
+      <w:r>
+        <w:rPr>
+          <w:lang w:val="hi_IN" w:bidi="hi_IN"/>
+        </w:rPr>
+        <w:t>यूहन्ना 10:11</w:t>
+      </w:r>
       <w:r>
         <w:rPr>
           <w:lang w:val="hi_IN" w:bidi="hi_IN"/>
         </w:rPr>
         <w:t>)। वह हमें अपने आत्मा से भरते हैं और हमें उनमें एक नई सृष्टि बनाते हैं (</w:t>
       </w:r>
-      <w:hyperlink r:id="rId40">
-        <w:r>
-          <w:rPr>
-            <w:lang w:val="hi_IN" w:bidi="hi_IN"/>
-          </w:rPr>
-          <w:rPr>
-            <w:color w:val="0000EE"/>
-            <w:u w:val="single"/>
-          </w:rPr>
-          <w:t>यहेज 36:26–28</w:t>
-        </w:r>
-      </w:hyperlink>
+      <w:r>
+        <w:rPr>
+          <w:lang w:val="hi_IN" w:bidi="hi_IN"/>
+        </w:rPr>
+        <w:t>यहेज 36:26–28</w:t>
+      </w:r>
       <w:r>
         <w:rPr>
           <w:lang w:val="hi_IN" w:bidi="hi_IN"/>
         </w:rPr>
         <w:t xml:space="preserve">; </w:t>
       </w:r>
-      <w:hyperlink r:id="rId41">
-        <w:r>
-          <w:rPr>
-            <w:lang w:val="hi_IN" w:bidi="hi_IN"/>
-          </w:rPr>
-          <w:rPr>
-            <w:color w:val="0000EE"/>
-            <w:u w:val="single"/>
-          </w:rPr>
-          <w:t>37:1–14</w:t>
-        </w:r>
-      </w:hyperlink>
+      <w:r>
+        <w:rPr>
+          <w:lang w:val="hi_IN" w:bidi="hi_IN"/>
+        </w:rPr>
+        <w:t>37:1–14</w:t>
+      </w:r>
       <w:r>
         <w:rPr>
           <w:lang w:val="hi_IN" w:bidi="hi_IN"/>
         </w:rPr>
         <w:t xml:space="preserve">; </w:t>
       </w:r>
-      <w:hyperlink r:id="rId42">
-        <w:r>
-          <w:rPr>
-            <w:lang w:val="hi_IN" w:bidi="hi_IN"/>
-          </w:rPr>
-          <w:rPr>
-            <w:color w:val="0000EE"/>
-            <w:u w:val="single"/>
-          </w:rPr>
-          <w:t>2 कुरि 5:17</w:t>
-        </w:r>
-      </w:hyperlink>
+      <w:r>
+        <w:rPr>
+          <w:lang w:val="hi_IN" w:bidi="hi_IN"/>
+        </w:rPr>
+        <w:t>2 कुरि 5:17</w:t>
+      </w:r>
       <w:r>
         <w:rPr>
           <w:lang w:val="hi_IN" w:bidi="hi_IN"/>
         </w:rPr>
         <w:t xml:space="preserve">)। जो लोग मसीह के साथ जुड़ गए हैं, उन्हें यहेजकेल के दर्शनों की अपेक्षा से कहीं अधिक परमेश्वर की उपस्थिति तक पहुंच प्राप्त है। वे अनुग्रह के सिंहासन के पास स्वतंत्र रूप से पहुंच सकते हैं और सिंहासन से प्रवाहित जीवन देने वाले जल को पीने में सक्षम हैं (यहेज </w:t>
       </w:r>
-      <w:hyperlink r:id="rId43">
-        <w:r>
-          <w:rPr>
-            <w:lang w:val="hi_IN" w:bidi="hi_IN"/>
-          </w:rPr>
-          <w:rPr>
-            <w:color w:val="0000EE"/>
-            <w:u w:val="single"/>
-          </w:rPr>
-          <w:t>47:1–11</w:t>
-        </w:r>
-      </w:hyperlink>
+      <w:r>
+        <w:rPr>
+          <w:lang w:val="hi_IN" w:bidi="hi_IN"/>
+        </w:rPr>
+        <w:t>47:1–11</w:t>
+      </w:r>
       <w:r>
         <w:rPr>
           <w:lang w:val="hi_IN" w:bidi="hi_IN"/>
         </w:rPr>
         <w:t xml:space="preserve">; </w:t>
       </w:r>
-      <w:hyperlink r:id="rId44">
-        <w:r>
-          <w:rPr>
-            <w:lang w:val="hi_IN" w:bidi="hi_IN"/>
-          </w:rPr>
-          <w:rPr>
-            <w:color w:val="0000EE"/>
-            <w:u w:val="single"/>
-          </w:rPr>
-          <w:t>प्रका 22:1–5</w:t>
-        </w:r>
-      </w:hyperlink>
+      <w:r>
+        <w:rPr>
+          <w:lang w:val="hi_IN" w:bidi="hi_IN"/>
+        </w:rPr>
+        <w:t>प्रका 22:1–5</w:t>
+      </w:r>
       <w:r>
         <w:rPr>
           <w:lang w:val="hi_IN" w:bidi="hi_IN"/>
